--- a/samples/contractor/revised.docx
+++ b/samples/contractor/revised.docx
@@ -9,7 +9,7 @@
     </w:p>
     <w:p>
       <w:r>
-        <w:t xml:space="preserve">Contractor will design the Harbor Street wayfinding sketches described in the statement of work.</w:t>
+        <w:t xml:space="preserve">The Contractor will prepare the drawings described in the statement of work.</w:t>
       </w:r>
     </w:p>
     <w:p>
@@ -19,7 +19,7 @@
     </w:p>
     <w:p>
       <w:r>
-        <w:t xml:space="preserve">Client shall pay a fixed fee of $11,000, half on signature and half on delivery.</w:t>
+        <w:t xml:space="preserve">The Client shall pay a fixed fee of £11,000, plus VAT, half on signature and half on delivery.</w:t>
       </w:r>
     </w:p>
     <w:p>
@@ -39,7 +39,7 @@
     </w:p>
     <w:p>
       <w:r>
-        <w:t xml:space="preserve">Contractor owns the deliverables and grants Client a non-exclusive license to use them for the Harbor Street project only.</w:t>
+        <w:t xml:space="preserve">The Contractor owns the deliverables and grants the Client a non-exclusive licence to use them for the project named in the statement of work.</w:t>
       </w:r>
     </w:p>
     <w:p>
@@ -49,27 +49,37 @@
     </w:p>
     <w:p>
       <w:r>
-        <w:t xml:space="preserve">Client shall not solicit Contractor's employees during the term and for one (1) year after it ends.</w:t>
+        <w:t xml:space="preserve">The Client shall not solicit the Contractor's employees during the term and for one (1) year after it ends.</w:t>
       </w:r>
     </w:p>
     <w:p>
       <w:r>
-        <w:t xml:space="preserve">6. Governing Law</w:t>
+        <w:t xml:space="preserve">6. Limitation of Liability</w:t>
       </w:r>
     </w:p>
     <w:p>
       <w:r>
-        <w:t xml:space="preserve">This Agreement is governed by the laws of the State of New York, and each party waives its right to a jury trial.</w:t>
+        <w:t xml:space="preserve">Each party's aggregate liability is capped at the fees paid under this Agreement. A claim must be brought within twelve (12) months of the cause of action accruing.</w:t>
       </w:r>
     </w:p>
     <w:p>
       <w:r>
-        <w:t xml:space="preserve">7. Assignment</w:t>
+        <w:t xml:space="preserve">7. Governing Law</w:t>
       </w:r>
     </w:p>
     <w:p>
       <w:r>
-        <w:t xml:space="preserve">Contractor may assign this Agreement without the consent of Client.</w:t>
+        <w:t xml:space="preserve">This Agreement is governed by Scots law. The parties submit to the non-exclusive jurisdiction of the courts of Scotland.</w:t>
+      </w:r>
+    </w:p>
+    <w:p>
+      <w:r>
+        <w:t xml:space="preserve">8. Assignment</w:t>
+      </w:r>
+    </w:p>
+    <w:p>
+      <w:r>
+        <w:t xml:space="preserve">The Contractor may assign this Agreement without the consent of the Client.</w:t>
       </w:r>
     </w:p>
     <w:sectPr>
